--- a/Project/Documentation/Project_Topic_Document_toDoList.docx
+++ b/Project/Documentation/Project_Topic_Document_toDoList.docx
@@ -57,7 +57,15 @@
         <w:t xml:space="preserve"> </w:t>
       </w:r>
       <w:r>
-        <w:t xml:space="preserve">It can be anything really but something that would take some manipulation / calculations based on the input fields.  </w:t>
+        <w:t xml:space="preserve">It can be </w:t>
+      </w:r>
+      <w:proofErr w:type="gramStart"/>
+      <w:r>
+        <w:t>anything really</w:t>
+      </w:r>
+      <w:proofErr w:type="gramEnd"/>
+      <w:r>
+        <w:t xml:space="preserve"> but something that would take some manipulation / calculations based on the input fields.  </w:t>
       </w:r>
     </w:p>
     <w:p>
@@ -265,7 +273,15 @@
           </w:tcPr>
           <w:p>
             <w:r>
-              <w:t>The project will be a simple To-Do List application designed to help students keep track of their school work and other tasks. The main purpose of the application is to give users an easy way to enter tasks, keep track of their deadlines, and see which tasks have been completed.</w:t>
+              <w:t xml:space="preserve">The project will be a simple To-Do List application designed to help students keep track of their </w:t>
+            </w:r>
+            <w:proofErr w:type="gramStart"/>
+            <w:r>
+              <w:t>school work</w:t>
+            </w:r>
+            <w:proofErr w:type="gramEnd"/>
+            <w:r>
+              <w:t xml:space="preserve"> and other tasks. The main purpose of the application is to give users an easy way to enter tasks, keep track of their deadlines, and see which tasks have been completed.</w:t>
             </w:r>
           </w:p>
           <w:p>
@@ -280,7 +296,15 @@
           </w:p>
           <w:p>
             <w:r>
-              <w:t>One calculation in the application will be the total estimated time needed to complete all unfinished tasks. For example, if a student has three unfinished tasks estimated at 30 minutes, 60 minutes, and 45 minutes, the application would calculate that they have 135 minutes of work remaining.</w:t>
+              <w:t xml:space="preserve">One calculation in the application will be the total estimated time needed to complete all unfinished tasks. For example, if a student has three unfinished tasks estimated at 30 minutes, 60 minutes, and 45 minutes, the application </w:t>
+            </w:r>
+            <w:proofErr w:type="gramStart"/>
+            <w:r>
+              <w:t>would</w:t>
+            </w:r>
+            <w:proofErr w:type="gramEnd"/>
+            <w:r>
+              <w:t xml:space="preserve"> calculate that they have 135 minutes of work remaining.</w:t>
             </w:r>
           </w:p>
           <w:p>
@@ -359,7 +383,10 @@
           </w:tcPr>
           <w:p>
             <w:r>
-              <w:t>taskName</w:t>
+              <w:rPr>
+                <w:highlight w:val="green"/>
+              </w:rPr>
+              <w:t>id</w:t>
             </w:r>
           </w:p>
         </w:tc>
@@ -369,7 +396,10 @@
           </w:tcPr>
           <w:p>
             <w:r>
-              <w:t xml:space="preserve">String </w:t>
+              <w:rPr>
+                <w:highlight w:val="green"/>
+              </w:rPr>
+              <w:t>int</w:t>
             </w:r>
           </w:p>
         </w:tc>
@@ -378,8 +408,16 @@
             <w:tcW w:w="4828" w:type="dxa"/>
           </w:tcPr>
           <w:p>
-            <w:r>
-              <w:t>The name of the task</w:t>
+            <w:pPr>
+              <w:rPr>
+                <w:highlight w:val="green"/>
+              </w:rPr>
+            </w:pPr>
+            <w:r>
+              <w:rPr>
+                <w:highlight w:val="green"/>
+              </w:rPr>
+              <w:t>Unique identifier for database table</w:t>
             </w:r>
           </w:p>
         </w:tc>
@@ -390,9 +428,11 @@
             <w:tcW w:w="2330" w:type="dxa"/>
           </w:tcPr>
           <w:p>
-            <w:r>
-              <w:t>description</w:t>
-            </w:r>
+            <w:proofErr w:type="spellStart"/>
+            <w:r>
+              <w:t>taskName</w:t>
+            </w:r>
+            <w:proofErr w:type="spellEnd"/>
           </w:p>
         </w:tc>
         <w:tc>
@@ -401,7 +441,7 @@
           </w:tcPr>
           <w:p>
             <w:r>
-              <w:t>String</w:t>
+              <w:t xml:space="preserve">String </w:t>
             </w:r>
           </w:p>
         </w:tc>
@@ -411,7 +451,7 @@
           </w:tcPr>
           <w:p>
             <w:r>
-              <w:t>A short description of what needs to be done</w:t>
+              <w:t>The name of the task</w:t>
             </w:r>
           </w:p>
         </w:tc>
@@ -423,7 +463,7 @@
           </w:tcPr>
           <w:p>
             <w:r>
-              <w:t>dueDate</w:t>
+              <w:t>description</w:t>
             </w:r>
           </w:p>
         </w:tc>
@@ -443,7 +483,7 @@
           </w:tcPr>
           <w:p>
             <w:r>
-              <w:t>Date the task should be completed</w:t>
+              <w:t>A short description of what needs to be done</w:t>
             </w:r>
           </w:p>
         </w:tc>
@@ -454,9 +494,11 @@
             <w:tcW w:w="2330" w:type="dxa"/>
           </w:tcPr>
           <w:p>
-            <w:r>
-              <w:t>estimatedTime</w:t>
-            </w:r>
+            <w:proofErr w:type="spellStart"/>
+            <w:r>
+              <w:t>dueDate</w:t>
+            </w:r>
+            <w:proofErr w:type="spellEnd"/>
           </w:p>
         </w:tc>
         <w:tc>
@@ -465,7 +507,7 @@
           </w:tcPr>
           <w:p>
             <w:r>
-              <w:t>int</w:t>
+              <w:t>String</w:t>
             </w:r>
           </w:p>
         </w:tc>
@@ -475,7 +517,7 @@
           </w:tcPr>
           <w:p>
             <w:r>
-              <w:t>Estimated number of minutes to finish the task</w:t>
+              <w:t>Date the task should be completed</w:t>
             </w:r>
           </w:p>
         </w:tc>
@@ -484,6 +526,40 @@
         <w:tc>
           <w:tcPr>
             <w:tcW w:w="2330" w:type="dxa"/>
+          </w:tcPr>
+          <w:p>
+            <w:proofErr w:type="spellStart"/>
+            <w:r>
+              <w:t>estimatedTime</w:t>
+            </w:r>
+            <w:proofErr w:type="spellEnd"/>
+          </w:p>
+        </w:tc>
+        <w:tc>
+          <w:tcPr>
+            <w:tcW w:w="2192" w:type="dxa"/>
+          </w:tcPr>
+          <w:p>
+            <w:r>
+              <w:t>int</w:t>
+            </w:r>
+          </w:p>
+        </w:tc>
+        <w:tc>
+          <w:tcPr>
+            <w:tcW w:w="4828" w:type="dxa"/>
+          </w:tcPr>
+          <w:p>
+            <w:r>
+              <w:t>Estimated number of minutes to finish the task</w:t>
+            </w:r>
+          </w:p>
+        </w:tc>
+      </w:tr>
+      <w:tr>
+        <w:tc>
+          <w:tcPr>
+            <w:tcW w:w="2330" w:type="dxa"/>
             <w:shd w:val="clear" w:color="auto" w:fill="F2F2F2" w:themeFill="background1" w:themeFillShade="F2"/>
           </w:tcPr>
           <w:p>
@@ -589,7 +665,25 @@
           </w:tcPr>
           <w:p>
             <w:r>
-              <w:t>The type of task (eg work,school or personal)</w:t>
+              <w:t>The type of task (</w:t>
+            </w:r>
+            <w:proofErr w:type="spellStart"/>
+            <w:r>
+              <w:t>eg</w:t>
+            </w:r>
+            <w:proofErr w:type="spellEnd"/>
+            <w:r>
+              <w:t xml:space="preserve"> </w:t>
+            </w:r>
+            <w:proofErr w:type="spellStart"/>
+            <w:proofErr w:type="gramStart"/>
+            <w:r>
+              <w:t>work,school</w:t>
+            </w:r>
+            <w:proofErr w:type="spellEnd"/>
+            <w:proofErr w:type="gramEnd"/>
+            <w:r>
+              <w:t xml:space="preserve"> or personal)</w:t>
             </w:r>
           </w:p>
         </w:tc>
@@ -627,7 +721,15 @@
           </w:tcPr>
           <w:p>
             <w:r>
-              <w:t>The priority of the task (eg high or low)</w:t>
+              <w:t>The priority of the task (</w:t>
+            </w:r>
+            <w:proofErr w:type="spellStart"/>
+            <w:r>
+              <w:t>eg</w:t>
+            </w:r>
+            <w:proofErr w:type="spellEnd"/>
+            <w:r>
+              <w:t xml:space="preserve"> high or low)</w:t>
             </w:r>
           </w:p>
         </w:tc>
@@ -663,7 +765,15 @@
           </w:p>
           <w:p>
             <w:r>
-              <w:t>The calculation will add the estimated time of every task that is not marked as completed (undone).</w:t>
+              <w:t xml:space="preserve">The calculation will </w:t>
+            </w:r>
+            <w:proofErr w:type="gramStart"/>
+            <w:r>
+              <w:t>add</w:t>
+            </w:r>
+            <w:proofErr w:type="gramEnd"/>
+            <w:r>
+              <w:t xml:space="preserve"> the estimated time of every task that is not marked as completed (undone).</w:t>
             </w:r>
           </w:p>
           <w:p>
@@ -691,13 +801,20 @@
         <w:pStyle w:val="Heading1"/>
       </w:pPr>
       <w:r>
-        <w:lastRenderedPageBreak/>
         <w:t>Repository</w:t>
       </w:r>
     </w:p>
     <w:p>
       <w:r>
-        <w:t xml:space="preserve">Once the document is completed, move the details a Bitbucket repository that you create.  The developer creates the repository for the topic that they will be coding.  Add the other two project group members to the repository. </w:t>
+        <w:t xml:space="preserve">Once the document is completed, move the </w:t>
+      </w:r>
+      <w:proofErr w:type="gramStart"/>
+      <w:r>
+        <w:t>details</w:t>
+      </w:r>
+      <w:proofErr w:type="gramEnd"/>
+      <w:r>
+        <w:t xml:space="preserve"> a Bitbucket repository that you create.  The developer creates the repository for the topic that they will be coding.  Add the other two project group members to the repository. </w:t>
       </w:r>
       <w:r>
         <w:t xml:space="preserve"> Add this document to the repository (Commit/Push).  </w:t>
@@ -1319,7 +1436,6 @@
   <w:style w:type="character" w:default="1" w:styleId="DefaultParagraphFont">
     <w:name w:val="Default Paragraph Font"/>
     <w:uiPriority w:val="1"/>
-    <w:semiHidden/>
     <w:unhideWhenUsed/>
   </w:style>
   <w:style w:type="table" w:default="1" w:styleId="TableNormal">
@@ -1962,6 +2078,14 @@
 </file>
 
 <file path=customXml/item1.xml><?xml version="1.0" encoding="utf-8"?>
+<p:properties xmlns:p="http://schemas.microsoft.com/office/2006/metadata/properties" xmlns:xsi="http://www.w3.org/2001/XMLSchema-instance" xmlns:pc="http://schemas.microsoft.com/office/infopath/2007/PartnerControls">
+  <documentManagement>
+    <_activity xmlns="ceed4965-665b-4493-8780-91ac95584bb8" xsi:nil="true"/>
+  </documentManagement>
+</p:properties>
+</file>
+
+<file path=customXml/item2.xml><?xml version="1.0" encoding="utf-8"?>
 <ct:contentTypeSchema xmlns:ct="http://schemas.microsoft.com/office/2006/metadata/contentType" xmlns:ma="http://schemas.microsoft.com/office/2006/metadata/properties/metaAttributes" ct:_="" ma:_="" ma:contentTypeName="Document" ma:contentTypeID="0x0101006781DFDAE6CD684C93B3B635FB9DE868" ma:contentTypeVersion="10" ma:contentTypeDescription="Create a new document." ma:contentTypeScope="" ma:versionID="190e6cc83b45d6a6711b3d48f7f8d9dd">
   <xsd:schema xmlns:xsd="http://www.w3.org/2001/XMLSchema" xmlns:xs="http://www.w3.org/2001/XMLSchema" xmlns:p="http://schemas.microsoft.com/office/2006/metadata/properties" xmlns:ns3="ceed4965-665b-4493-8780-91ac95584bb8" targetNamespace="http://schemas.microsoft.com/office/2006/metadata/properties" ma:root="true" ma:fieldsID="62d17d28961cb311d483551c4e26c116" ns3:_="">
     <xsd:import namespace="ceed4965-665b-4493-8780-91ac95584bb8"/>
@@ -2143,14 +2267,6 @@
 </ct:contentTypeSchema>
 </file>
 
-<file path=customXml/item2.xml><?xml version="1.0" encoding="utf-8"?>
-<p:properties xmlns:p="http://schemas.microsoft.com/office/2006/metadata/properties" xmlns:xsi="http://www.w3.org/2001/XMLSchema-instance" xmlns:pc="http://schemas.microsoft.com/office/infopath/2007/PartnerControls">
-  <documentManagement>
-    <_activity xmlns="ceed4965-665b-4493-8780-91ac95584bb8" xsi:nil="true"/>
-  </documentManagement>
-</p:properties>
-</file>
-
 <file path=customXml/item3.xml><?xml version="1.0" encoding="utf-8"?>
 <?mso-contentType ?>
 <FormTemplates xmlns="http://schemas.microsoft.com/sharepoint/v3/contenttype/forms">
@@ -2161,6 +2277,16 @@
 </file>
 
 <file path=customXml/itemProps1.xml><?xml version="1.0" encoding="utf-8"?>
+<ds:datastoreItem xmlns:ds="http://schemas.openxmlformats.org/officeDocument/2006/customXml" ds:itemID="{FE158F57-CEE9-4811-BBAE-E1A9A2E1B0DE}">
+  <ds:schemaRefs>
+    <ds:schemaRef ds:uri="http://schemas.microsoft.com/office/2006/metadata/properties"/>
+    <ds:schemaRef ds:uri="http://schemas.microsoft.com/office/infopath/2007/PartnerControls"/>
+    <ds:schemaRef ds:uri="ceed4965-665b-4493-8780-91ac95584bb8"/>
+  </ds:schemaRefs>
+</ds:datastoreItem>
+</file>
+
+<file path=customXml/itemProps2.xml><?xml version="1.0" encoding="utf-8"?>
 <ds:datastoreItem xmlns:ds="http://schemas.openxmlformats.org/officeDocument/2006/customXml" ds:itemID="{40B4D298-EFF8-4B11-97FC-F54DF996652E}">
   <ds:schemaRefs>
     <ds:schemaRef ds:uri="http://schemas.microsoft.com/office/2006/metadata/contentType"/>
@@ -2178,16 +2304,6 @@
 </ds:datastoreItem>
 </file>
 
-<file path=customXml/itemProps2.xml><?xml version="1.0" encoding="utf-8"?>
-<ds:datastoreItem xmlns:ds="http://schemas.openxmlformats.org/officeDocument/2006/customXml" ds:itemID="{FE158F57-CEE9-4811-BBAE-E1A9A2E1B0DE}">
-  <ds:schemaRefs>
-    <ds:schemaRef ds:uri="http://schemas.microsoft.com/office/2006/metadata/properties"/>
-    <ds:schemaRef ds:uri="http://schemas.microsoft.com/office/infopath/2007/PartnerControls"/>
-    <ds:schemaRef ds:uri="ceed4965-665b-4493-8780-91ac95584bb8"/>
-  </ds:schemaRefs>
-</ds:datastoreItem>
-</file>
-
 <file path=customXml/itemProps3.xml><?xml version="1.0" encoding="utf-8"?>
 <ds:datastoreItem xmlns:ds="http://schemas.openxmlformats.org/officeDocument/2006/customXml" ds:itemID="{772259C4-8C04-4026-BDED-E9C0B3F77DB8}">
   <ds:schemaRefs>

--- a/Project/Documentation/Project_Topic_Document_toDoList.docx
+++ b/Project/Documentation/Project_Topic_Document_toDoList.docx
@@ -757,41 +757,78 @@
           <w:tcPr>
             <w:tcW w:w="9350" w:type="dxa"/>
           </w:tcPr>
-          <w:p/>
-          <w:p>
-            <w:r>
-              <w:t>The application will calculate the total estimated time for unfinished tasks.</w:t>
-            </w:r>
-          </w:p>
-          <w:p>
-            <w:r>
-              <w:t xml:space="preserve">The calculation will </w:t>
-            </w:r>
-            <w:proofErr w:type="gramStart"/>
-            <w:r>
-              <w:t>add</w:t>
-            </w:r>
-            <w:proofErr w:type="gramEnd"/>
-            <w:r>
-              <w:t xml:space="preserve"> the estimated time of every task that is not marked as completed (undone).</w:t>
-            </w:r>
-          </w:p>
-          <w:p>
-            <w:r>
-              <w:t>Example:</w:t>
-            </w:r>
-          </w:p>
-          <w:p>
-            <w:r>
-              <w:t>30 minutes + 60 minutes + 45 minutes = 135 minutes of work remaining</w:t>
-            </w:r>
-          </w:p>
-          <w:p>
-            <w:r>
-              <w:t xml:space="preserve">The total can also be displayed in hours and minutes </w:t>
-            </w:r>
-          </w:p>
-          <w:p/>
+          <w:p>
+            <w:pPr>
+              <w:rPr>
+                <w:lang w:val="en-CA"/>
+              </w:rPr>
+            </w:pPr>
+            <w:r>
+              <w:rPr>
+                <w:lang w:val="en-CA"/>
+              </w:rPr>
+              <w:t>The application will calculate a Priority Score for each task. The score is determined by multiplying the estimated completion time by a priority value (High = 3, Medium = 2, Low = 1). Tasks with higher scores should be completed first.</w:t>
+            </w:r>
+          </w:p>
+          <w:p>
+            <w:pPr>
+              <w:rPr>
+                <w:lang w:val="en-CA"/>
+              </w:rPr>
+            </w:pPr>
+            <w:r>
+              <w:rPr>
+                <w:lang w:val="en-CA"/>
+              </w:rPr>
+              <w:t>For example:</w:t>
+            </w:r>
+          </w:p>
+          <w:p>
+            <w:pPr>
+              <w:rPr>
+                <w:lang w:val="en-CA"/>
+              </w:rPr>
+            </w:pPr>
+            <w:r>
+              <w:rPr>
+                <w:lang w:val="en-CA"/>
+              </w:rPr>
+              <w:t>Estimated Time = 60 minutes</w:t>
+            </w:r>
+          </w:p>
+          <w:p>
+            <w:pPr>
+              <w:rPr>
+                <w:lang w:val="en-CA"/>
+              </w:rPr>
+            </w:pPr>
+            <w:r>
+              <w:rPr>
+                <w:lang w:val="en-CA"/>
+              </w:rPr>
+              <w:t>Priority = High (3)</w:t>
+            </w:r>
+          </w:p>
+          <w:p>
+            <w:pPr>
+              <w:rPr>
+                <w:lang w:val="en-CA"/>
+              </w:rPr>
+            </w:pPr>
+            <w:r>
+              <w:rPr>
+                <w:lang w:val="en-CA"/>
+              </w:rPr>
+              <w:t>Priority Score = 180</w:t>
+            </w:r>
+          </w:p>
+          <w:p>
+            <w:pPr>
+              <w:rPr>
+                <w:lang w:val="en-CA"/>
+              </w:rPr>
+            </w:pPr>
+          </w:p>
         </w:tc>
       </w:tr>
     </w:tbl>
@@ -2078,11 +2115,12 @@
 </file>
 
 <file path=customXml/item1.xml><?xml version="1.0" encoding="utf-8"?>
-<p:properties xmlns:p="http://schemas.microsoft.com/office/2006/metadata/properties" xmlns:xsi="http://www.w3.org/2001/XMLSchema-instance" xmlns:pc="http://schemas.microsoft.com/office/infopath/2007/PartnerControls">
-  <documentManagement>
-    <_activity xmlns="ceed4965-665b-4493-8780-91ac95584bb8" xsi:nil="true"/>
-  </documentManagement>
-</p:properties>
+<?mso-contentType ?>
+<FormTemplates xmlns="http://schemas.microsoft.com/sharepoint/v3/contenttype/forms">
+  <Display>DocumentLibraryForm</Display>
+  <Edit>DocumentLibraryForm</Edit>
+  <New>DocumentLibraryForm</New>
+</FormTemplates>
 </file>
 
 <file path=customXml/item2.xml><?xml version="1.0" encoding="utf-8"?>
@@ -2268,20 +2306,17 @@
 </file>
 
 <file path=customXml/item3.xml><?xml version="1.0" encoding="utf-8"?>
-<?mso-contentType ?>
-<FormTemplates xmlns="http://schemas.microsoft.com/sharepoint/v3/contenttype/forms">
-  <Display>DocumentLibraryForm</Display>
-  <Edit>DocumentLibraryForm</Edit>
-  <New>DocumentLibraryForm</New>
-</FormTemplates>
+<p:properties xmlns:p="http://schemas.microsoft.com/office/2006/metadata/properties" xmlns:xsi="http://www.w3.org/2001/XMLSchema-instance" xmlns:pc="http://schemas.microsoft.com/office/infopath/2007/PartnerControls">
+  <documentManagement>
+    <_activity xmlns="ceed4965-665b-4493-8780-91ac95584bb8" xsi:nil="true"/>
+  </documentManagement>
+</p:properties>
 </file>
 
 <file path=customXml/itemProps1.xml><?xml version="1.0" encoding="utf-8"?>
-<ds:datastoreItem xmlns:ds="http://schemas.openxmlformats.org/officeDocument/2006/customXml" ds:itemID="{FE158F57-CEE9-4811-BBAE-E1A9A2E1B0DE}">
+<ds:datastoreItem xmlns:ds="http://schemas.openxmlformats.org/officeDocument/2006/customXml" ds:itemID="{772259C4-8C04-4026-BDED-E9C0B3F77DB8}">
   <ds:schemaRefs>
-    <ds:schemaRef ds:uri="http://schemas.microsoft.com/office/2006/metadata/properties"/>
-    <ds:schemaRef ds:uri="http://schemas.microsoft.com/office/infopath/2007/PartnerControls"/>
-    <ds:schemaRef ds:uri="ceed4965-665b-4493-8780-91ac95584bb8"/>
+    <ds:schemaRef ds:uri="http://schemas.microsoft.com/sharepoint/v3/contenttype/forms"/>
   </ds:schemaRefs>
 </ds:datastoreItem>
 </file>
@@ -2305,9 +2340,11 @@
 </file>
 
 <file path=customXml/itemProps3.xml><?xml version="1.0" encoding="utf-8"?>
-<ds:datastoreItem xmlns:ds="http://schemas.openxmlformats.org/officeDocument/2006/customXml" ds:itemID="{772259C4-8C04-4026-BDED-E9C0B3F77DB8}">
+<ds:datastoreItem xmlns:ds="http://schemas.openxmlformats.org/officeDocument/2006/customXml" ds:itemID="{FE158F57-CEE9-4811-BBAE-E1A9A2E1B0DE}">
   <ds:schemaRefs>
-    <ds:schemaRef ds:uri="http://schemas.microsoft.com/sharepoint/v3/contenttype/forms"/>
+    <ds:schemaRef ds:uri="http://schemas.microsoft.com/office/2006/metadata/properties"/>
+    <ds:schemaRef ds:uri="http://schemas.microsoft.com/office/infopath/2007/PartnerControls"/>
+    <ds:schemaRef ds:uri="ceed4965-665b-4493-8780-91ac95584bb8"/>
   </ds:schemaRefs>
 </ds:datastoreItem>
 </file>